--- a/Documentation/reports/Guide_Technique_DevoTeam_Dashboard.docx
+++ b/Documentation/reports/Guide_Technique_DevoTeam_Dashboard.docx
@@ -394,7 +394,7 @@
         <w:br/>
         <w:t>backend/llm.py :: parse_user_query()</w:t>
         <w:br/>
-        <w:t xml:space="preserve">   │  parseur rapide (mots-clés) OU appel Gemini + validation Pydantic</w:t>
+        <w:t xml:space="preserve">   │  parseur rapide (mots-clés) OU appel Ollama (local) + validation Pydantic</w:t>
         <w:br/>
         <w:t xml:space="preserve">   │  résolution des filtres (fuzzy match) contre les données réelles</w:t>
         <w:br/>
@@ -1321,7 +1321,7 @@
               <w:rPr>
                 <w:sz w:val="19"/>
               </w:rPr>
-              <w:t>Suite pytest — 489 tests, aucune dépendance réseau ni données réelles.</w:t>
+              <w:t>Suite pytest — 622 tests, aucune dépendance réseau ni données réelles.</w:t>
             </w:r>
           </w:p>
         </w:tc>
@@ -1415,7 +1415,7 @@
               <w:rPr>
                 <w:sz w:val="19"/>
               </w:rPr>
-              <w:t>Brief initial du projet et données sources (hors suivi git du dépôt).</w:t>
+              <w:t>Brief initial du projet et données sources (archive historique, versionnée).</w:t>
             </w:r>
           </w:p>
         </w:tc>
@@ -1445,7 +1445,7 @@
           <w:b w:val="0"/>
           <w:i w:val="0"/>
         </w:rPr>
-        <w:t>Il n'y a plus de base de données. Le Google Sheet est la source de vérité : `data_store.py` le lit via l'API Google (gspread), valide chaque ligne, et construit un DataFrame pandas conservé en mémoire. Ce DataFrame est rafraîchi toutes les 15 minutes, au démarrage, et à la demande via POST /sheets/sync.</w:t>
+        <w:t>Il n'y a plus de base de données. Le Google Sheet est la source de vérité : `data_store.py` le lit en lecture seule via son lien d'export public (aucune clé API, aucun compte de service, aucun fichier JSON), valide chaque ligne, et construit un DataFrame pandas conservé en mémoire. Ce DataFrame est rafraîchi toutes les 15 minutes, au démarrage, et à la demande via POST /sheets/sync.</w:t>
       </w:r>
     </w:p>
     <w:p>
@@ -2357,7 +2357,7 @@
           <w:b w:val="0"/>
           <w:i w:val="0"/>
         </w:rPr>
-        <w:t>try_rule_based_parse() (intent_refiner.py) reconnaît par mots-clés fixes les cas simples (practice, statut, métrique, dimension). Il n'est utilisé que s'il n'y a pas de contexte de conversation précédent, et seulement après passage par _augment_rule_based_result(), qui refuse de lui faire confiance dès qu'une comparaison ou plusieurs pays sont mentionnés (retour à None → bascule vers le LLM). Dans tous les autres cas, l'appel Gemini (llm.py) prend le relais, avec le contexte multi-tour injecté dans le prompt système.</w:t>
+        <w:t>try_rule_based_parse() (intent_refiner.py) reconnaît par mots-clés fixes les cas simples (practice, statut, métrique, dimension). Il n'est utilisé que s'il n'y a pas de contexte de conversation précédent, et seulement après passage par _augment_rule_based_result(), qui refuse de lui faire confiance dès qu'une comparaison ou plusieurs pays sont mentionnés (retour à None → bascule vers le LLM). Dans tous les autres cas, l'appel au modèle local (Ollama, llm.py) prend le relais, avec le contexte multi-tour injecté dans le prompt système.</w:t>
       </w:r>
     </w:p>
     <w:p>
@@ -4405,7 +4405,7 @@
           <w:color w:val="242422"/>
           <w:sz w:val="27"/>
         </w:rPr>
-        <w:t>12.3 Authentification Google — compte de service, pas clé API</w:t>
+        <w:t>12.3 Authentification Google — aucune, lien d'export public</w:t>
       </w:r>
     </w:p>
     <w:p>
@@ -4414,7 +4414,7 @@
           <w:b w:val="0"/>
           <w:i w:val="0"/>
         </w:rPr>
-        <w:t>L'application doit pouvoir ÉCRIRE dans le Sheet (identifiants des nouvelles lignes et colonnes calculées, section 4.3), ce qu'une simple clé API ne permet pas — elle est en lecture seule. L'accès passe donc par un compte de service Google (fichier JSON, ajouté en Éditeur sur le Sheet cible).</w:t>
+        <w:t>L'application ne lit plus le Sheet qu'en LECTURE — elle n'y écrit plus les identifiants des nouvelles lignes ni les colonnes calculées, qui restent affichées dans les tableaux de bord sans jamais être renvoyées vers Google (section 4.3). Aucun identifiant n'est donc nécessaire : un appel HTTP vers le lien d'export CSV public du Sheet (`/gviz/tq?tqx=out:csv`, le même mécanisme que « Fichier → Télécharger → CSV »), sans clé API, sans fichier de compte de service, sans OAuth. Contrepartie assumée : le Sheet doit être partagé en Lecteur, « toute personne disposant du lien » — et un nom d'onglet incorrect ne produit AUCUNE erreur, Google retombe silencieusement sur le premier onglet de la feuille (mitigé par la vérification des colonnes attendues juste après la lecture, seul filet de sécurité disponible ici).</w:t>
       </w:r>
     </w:p>
     <w:p>
@@ -4423,7 +4423,7 @@
           <w:b w:val="0"/>
           <w:i w:val="0"/>
         </w:rPr>
-        <w:t>Optimisation mesurée : la résolution du Sheet (open_by_key puis worksheet) coûte deux allers-retours réseau, soit 1,6 s, et était rejouée à chaque cycle alors que le client authentifié, lui, était déjà mis en cache. Mettre aussi en cache l'objet Worksheet fait tomber ce coût à zéro sur les appels suivants — un chargement complet passe de ~1,1 s à ~0,4 s. Le profilage avait d'ailleurs démenti l'intuition de départ : les écritures en base ne représentaient que 0,03 s, l'essentiel du temps était réseau.</w:t>
+        <w:t>Ce choix a remplacé une authentification par clé API Sheets v4 restreinte (elle-même remplaçante d'un compte de service, fichier JSON partagé en Éditeur sur le Sheet cible) — chaque étape supprimant une pièce d'identité de plus à faire circuler, la dernière ne demandant plus rien du tout côté Google Cloud Console. L'appel HTTP au lien d'export n'a rien à mettre en cache entre deux chargements, contrairement au client authentifié qu'il remplace.</w:t>
       </w:r>
     </w:p>
     <w:p>
@@ -4698,7 +4698,7 @@
         <w:pStyle w:val="ListBullet"/>
       </w:pPr>
       <w:r>
-        <w:t>.env (clés API, identifiants email) exclu du suivi git via .gitignore ; .env.example documente les variables attendues sans valeurs réelles.</w:t>
+        <w:t>.env (identifiants email) exclu du suivi git via .gitignore ; .env.example documente les variables attendues sans valeurs réelles.</w:t>
       </w:r>
     </w:p>
     <w:p>
@@ -4714,7 +4714,7 @@
         <w:pStyle w:val="ListBullet"/>
       </w:pPr>
       <w:r>
-        <w:t>credentials/ (clé de compte de service Google, section 11.1) est gitignoré au niveau du dossier entier — jamais de fichier JSON de credentials commité, quel que soit son nom.</w:t>
+        <w:t>La lecture du Sheet (section 12.3) ne passe par aucun identifiant à protéger : le lien d'export public n'existe que parce que le Sheet est déjà partagé « toute personne disposant du lien », exactement l'inverse d'un secret.</w:t>
       </w:r>
     </w:p>
     <w:p>
@@ -4740,7 +4740,7 @@
           <w:b w:val="0"/>
           <w:i w:val="0"/>
         </w:rPr>
-        <w:t>337 tests pytest, sans dépendance réseau ni données réelles : le client Gemini et le client Google Sheets (gspread) sont simulés (monkeypatch), et les données sont un petit DataFrame construit dans le test. La suite tourne donc hors ligne, en quelques secondes.</w:t>
+        <w:t>622 tests pytest, sans dépendance réseau ni données réelles : le client du modèle local (Ollama) et l'appel HTTP au lien d'export du Sheet sont simulés (monkeypatch), et les données sont un petit DataFrame construit dans le test. La suite tourne donc hors ligne, en quelques secondes.</w:t>
       </w:r>
     </w:p>
     <w:p>
@@ -4749,7 +4749,7 @@
           <w:b w:val="0"/>
           <w:i w:val="0"/>
         </w:rPr>
-        <w:t>Ces tests sont systématiquement complétés par une vérification en conditions réelles — Sheet réel, appel Gemini réel, exécution effective de chaque widget via `dac check`. La répartition des rôles est nette : les tests protègent contre les régressions, la vérification réelle est ce qui a révélé la quasi-totalité des vrais bugs de ce projet (sections 8.3 et 15).</w:t>
+        <w:t>Ces tests sont systématiquement complétés par une vérification en conditions réelles — Sheet réel, appel au modèle local réel, exécution effective de chaque widget via `dac check`. La répartition des rôles est nette : les tests protègent contre les régressions, la vérification réelle est ce qui a révélé la quasi-totalité des vrais bugs de ce projet (sections 8.3 et 15).</w:t>
       </w:r>
     </w:p>
     <w:tbl>
@@ -6112,7 +6112,7 @@
         <w:pStyle w:val="ListBullet"/>
       </w:pPr>
       <w:r>
-        <w:t>Google Gemini (fournisseur actuel depuis la migration forcée, section 2.2) supporte en fait les sorties structurées strictes (vérifié empiriquement), mais l'app garde volontairement l'architecture JSON libre héritée de Groq — le filet de sécurité Pydantic + liste blanche reste donc le mécanisme d'application des règles, plutôt qu'une garantie au niveau du schéma du modèle. Adopter le mode strict resterait une amélioration possible.</w:t>
+        <w:t>Ollama, le fournisseur actuel (local, remplaçant Gemini — section 2.2), supporte aussi les sorties structurées strictes (un JSON Schema, pas seulement le mode "json" libre utilisé aujourd'hui), mais l'app garde volontairement l'architecture JSON libre héritée des fournisseurs précédents (Groq, Gemini) — le filet de sécurité Pydantic + liste blanche reste donc le mécanisme d'application des règles, plutôt qu'une garantie au niveau du schéma du modèle. Adopter le mode strict resterait une amélioration possible.</w:t>
       </w:r>
     </w:p>
     <w:p>

--- a/Documentation/reports/Guide_Technique_DevoTeam_Dashboard.docx
+++ b/Documentation/reports/Guide_Technique_DevoTeam_Dashboard.docx
@@ -1321,7 +1321,7 @@
               <w:rPr>
                 <w:sz w:val="19"/>
               </w:rPr>
-              <w:t>Suite pytest — 622 tests, aucune dépendance réseau ni données réelles.</w:t>
+              <w:t>Suite pytest — 629 tests, aucune dépendance réseau ni données réelles.</w:t>
             </w:r>
           </w:p>
         </w:tc>
@@ -4740,7 +4740,7 @@
           <w:b w:val="0"/>
           <w:i w:val="0"/>
         </w:rPr>
-        <w:t>622 tests pytest, sans dépendance réseau ni données réelles : le client du modèle local (Ollama) et l'appel HTTP au lien d'export du Sheet sont simulés (monkeypatch), et les données sont un petit DataFrame construit dans le test. La suite tourne donc hors ligne, en quelques secondes.</w:t>
+        <w:t>629 tests pytest, sans dépendance réseau ni données réelles : le client du modèle local (Ollama) et l'appel HTTP au lien d'export du Sheet sont simulés (monkeypatch), et les données sont un petit DataFrame construit dans le test. La suite tourne donc hors ligne, en quelques secondes.</w:t>
       </w:r>
     </w:p>
     <w:p>

--- a/Documentation/reports/Guide_Technique_DevoTeam_Dashboard.docx
+++ b/Documentation/reports/Guide_Technique_DevoTeam_Dashboard.docx
@@ -98,7 +98,7 @@
           <w:color w:val="52514E"/>
           <w:sz w:val="20"/>
         </w:rPr>
-        <w:t>DevoTeam Dashboard — Projet interne  |  Août 2026  |  Youssef Hmidi</w:t>
+        <w:t>DevoTeam Dashboard — Projet interne  |  Octobre 2026  |  Youssef Hmidi</w:t>
       </w:r>
     </w:p>
     <w:p>
@@ -319,6 +319,17 @@
           <w:color w:val="242422"/>
         </w:rPr>
         <w:t>Limites connues</w:t>
+      </w:r>
+    </w:p>
+    <w:p>
+      <w:pPr>
+        <w:pStyle w:val="ListBullet"/>
+      </w:pPr>
+      <w:r>
+        <w:rPr>
+          <w:color w:val="242422"/>
+        </w:rPr>
+        <w:t>Déploiement sur un poste neuf (Docker, INSTALLER.bat)</w:t>
       </w:r>
     </w:p>
     <w:p>
@@ -641,6 +652,9 @@
         <w:gridCol w:w="4706"/>
       </w:tblGrid>
       <w:tr>
+        <w:trPr>
+          <w:cantSplit/>
+        </w:trPr>
         <w:tc>
           <w:tcPr>
             <w:tcW w:type="dxa" w:w="4706"/>
@@ -677,6 +691,9 @@
         </w:tc>
       </w:tr>
       <w:tr>
+        <w:trPr>
+          <w:cantSplit/>
+        </w:trPr>
         <w:tc>
           <w:tcPr>
             <w:tcW w:type="dxa" w:w="4706"/>
@@ -707,6 +724,9 @@
         </w:tc>
       </w:tr>
       <w:tr>
+        <w:trPr>
+          <w:cantSplit/>
+        </w:trPr>
         <w:tc>
           <w:tcPr>
             <w:tcW w:type="dxa" w:w="4706"/>
@@ -739,6 +759,9 @@
         </w:tc>
       </w:tr>
       <w:tr>
+        <w:trPr>
+          <w:cantSplit/>
+        </w:trPr>
         <w:tc>
           <w:tcPr>
             <w:tcW w:type="dxa" w:w="4706"/>
@@ -769,6 +792,9 @@
         </w:tc>
       </w:tr>
       <w:tr>
+        <w:trPr>
+          <w:cantSplit/>
+        </w:trPr>
         <w:tc>
           <w:tcPr>
             <w:tcW w:type="dxa" w:w="4706"/>
@@ -801,6 +827,9 @@
         </w:tc>
       </w:tr>
       <w:tr>
+        <w:trPr>
+          <w:cantSplit/>
+        </w:trPr>
         <w:tc>
           <w:tcPr>
             <w:tcW w:type="dxa" w:w="4706"/>
@@ -831,6 +860,9 @@
         </w:tc>
       </w:tr>
       <w:tr>
+        <w:trPr>
+          <w:cantSplit/>
+        </w:trPr>
         <w:tc>
           <w:tcPr>
             <w:tcW w:type="dxa" w:w="4706"/>
@@ -863,6 +895,9 @@
         </w:tc>
       </w:tr>
       <w:tr>
+        <w:trPr>
+          <w:cantSplit/>
+        </w:trPr>
         <w:tc>
           <w:tcPr>
             <w:tcW w:type="dxa" w:w="4706"/>
@@ -893,6 +928,9 @@
         </w:tc>
       </w:tr>
       <w:tr>
+        <w:trPr>
+          <w:cantSplit/>
+        </w:trPr>
         <w:tc>
           <w:tcPr>
             <w:tcW w:type="dxa" w:w="4706"/>
@@ -925,6 +963,9 @@
         </w:tc>
       </w:tr>
       <w:tr>
+        <w:trPr>
+          <w:cantSplit/>
+        </w:trPr>
         <w:tc>
           <w:tcPr>
             <w:tcW w:type="dxa" w:w="4706"/>
@@ -955,6 +996,9 @@
         </w:tc>
       </w:tr>
       <w:tr>
+        <w:trPr>
+          <w:cantSplit/>
+        </w:trPr>
         <w:tc>
           <w:tcPr>
             <w:tcW w:type="dxa" w:w="4706"/>
@@ -987,6 +1031,9 @@
         </w:tc>
       </w:tr>
       <w:tr>
+        <w:trPr>
+          <w:cantSplit/>
+        </w:trPr>
         <w:tc>
           <w:tcPr>
             <w:tcW w:type="dxa" w:w="4706"/>
@@ -1017,6 +1064,9 @@
         </w:tc>
       </w:tr>
       <w:tr>
+        <w:trPr>
+          <w:cantSplit/>
+        </w:trPr>
         <w:tc>
           <w:tcPr>
             <w:tcW w:type="dxa" w:w="4706"/>
@@ -1049,6 +1099,9 @@
         </w:tc>
       </w:tr>
       <w:tr>
+        <w:trPr>
+          <w:cantSplit/>
+        </w:trPr>
         <w:tc>
           <w:tcPr>
             <w:tcW w:type="dxa" w:w="4706"/>
@@ -1079,6 +1132,9 @@
         </w:tc>
       </w:tr>
       <w:tr>
+        <w:trPr>
+          <w:cantSplit/>
+        </w:trPr>
         <w:tc>
           <w:tcPr>
             <w:tcW w:type="dxa" w:w="4706"/>
@@ -1111,6 +1167,9 @@
         </w:tc>
       </w:tr>
       <w:tr>
+        <w:trPr>
+          <w:cantSplit/>
+        </w:trPr>
         <w:tc>
           <w:tcPr>
             <w:tcW w:type="dxa" w:w="4706"/>
@@ -1141,6 +1200,9 @@
         </w:tc>
       </w:tr>
       <w:tr>
+        <w:trPr>
+          <w:cantSplit/>
+        </w:trPr>
         <w:tc>
           <w:tcPr>
             <w:tcW w:type="dxa" w:w="4706"/>
@@ -1167,12 +1229,15 @@
               <w:rPr>
                 <w:sz w:val="19"/>
               </w:rPr>
-              <w:t>Les quatre autres sections du tableau de bord principal (affaires chaudes, santé du portefeuille, pipeline, échéances) — 17 widgets, même générateur.</w:t>
+              <w:t>Les quatre autres sections du tableau de bord principal (affaires chaudes, santé du portefeuille, pipeline, échéances) — 21 widgets, même générateur.</w:t>
             </w:r>
           </w:p>
         </w:tc>
       </w:tr>
       <w:tr>
+        <w:trPr>
+          <w:cantSplit/>
+        </w:trPr>
         <w:tc>
           <w:tcPr>
             <w:tcW w:type="dxa" w:w="4706"/>
@@ -1203,6 +1268,9 @@
         </w:tc>
       </w:tr>
       <w:tr>
+        <w:trPr>
+          <w:cantSplit/>
+        </w:trPr>
         <w:tc>
           <w:tcPr>
             <w:tcW w:type="dxa" w:w="4706"/>
@@ -1235,6 +1303,9 @@
         </w:tc>
       </w:tr>
       <w:tr>
+        <w:trPr>
+          <w:cantSplit/>
+        </w:trPr>
         <w:tc>
           <w:tcPr>
             <w:tcW w:type="dxa" w:w="4706"/>
@@ -1265,6 +1336,9 @@
         </w:tc>
       </w:tr>
       <w:tr>
+        <w:trPr>
+          <w:cantSplit/>
+        </w:trPr>
         <w:tc>
           <w:tcPr>
             <w:tcW w:type="dxa" w:w="4706"/>
@@ -1297,6 +1371,9 @@
         </w:tc>
       </w:tr>
       <w:tr>
+        <w:trPr>
+          <w:cantSplit/>
+        </w:trPr>
         <w:tc>
           <w:tcPr>
             <w:tcW w:type="dxa" w:w="4706"/>
@@ -1321,12 +1398,15 @@
               <w:rPr>
                 <w:sz w:val="19"/>
               </w:rPr>
-              <w:t>Suite pytest — 629 tests, aucune dépendance réseau ni données réelles.</w:t>
+              <w:t>Suite pytest — 633 tests, aucune dépendance réseau ni données réelles.</w:t>
             </w:r>
           </w:p>
         </w:tc>
       </w:tr>
       <w:tr>
+        <w:trPr>
+          <w:cantSplit/>
+        </w:trPr>
         <w:tc>
           <w:tcPr>
             <w:tcW w:type="dxa" w:w="4706"/>
@@ -1359,6 +1439,9 @@
         </w:tc>
       </w:tr>
       <w:tr>
+        <w:trPr>
+          <w:cantSplit/>
+        </w:trPr>
         <w:tc>
           <w:tcPr>
             <w:tcW w:type="dxa" w:w="4706"/>
@@ -1389,6 +1472,9 @@
         </w:tc>
       </w:tr>
       <w:tr>
+        <w:trPr>
+          <w:cantSplit/>
+        </w:trPr>
         <w:tc>
           <w:tcPr>
             <w:tcW w:type="dxa" w:w="4706"/>
@@ -1484,6 +1570,9 @@
         <w:gridCol w:w="3137"/>
       </w:tblGrid>
       <w:tr>
+        <w:trPr>
+          <w:cantSplit/>
+        </w:trPr>
         <w:tc>
           <w:tcPr>
             <w:tcW w:type="dxa" w:w="3137"/>
@@ -1537,6 +1626,9 @@
         </w:tc>
       </w:tr>
       <w:tr>
+        <w:trPr>
+          <w:cantSplit/>
+        </w:trPr>
         <w:tc>
           <w:tcPr>
             <w:tcW w:type="dxa" w:w="3137"/>
@@ -1581,6 +1673,9 @@
         </w:tc>
       </w:tr>
       <w:tr>
+        <w:trPr>
+          <w:cantSplit/>
+        </w:trPr>
         <w:tc>
           <w:tcPr>
             <w:tcW w:type="dxa" w:w="3137"/>
@@ -1628,6 +1723,9 @@
         </w:tc>
       </w:tr>
       <w:tr>
+        <w:trPr>
+          <w:cantSplit/>
+        </w:trPr>
         <w:tc>
           <w:tcPr>
             <w:tcW w:type="dxa" w:w="3137"/>
@@ -1672,6 +1770,9 @@
         </w:tc>
       </w:tr>
       <w:tr>
+        <w:trPr>
+          <w:cantSplit/>
+        </w:trPr>
         <w:tc>
           <w:tcPr>
             <w:tcW w:type="dxa" w:w="3137"/>
@@ -1719,6 +1820,9 @@
         </w:tc>
       </w:tr>
       <w:tr>
+        <w:trPr>
+          <w:cantSplit/>
+        </w:trPr>
         <w:tc>
           <w:tcPr>
             <w:tcW w:type="dxa" w:w="3137"/>
@@ -1763,6 +1867,9 @@
         </w:tc>
       </w:tr>
       <w:tr>
+        <w:trPr>
+          <w:cantSplit/>
+        </w:trPr>
         <w:tc>
           <w:tcPr>
             <w:tcW w:type="dxa" w:w="3137"/>
@@ -1810,6 +1917,9 @@
         </w:tc>
       </w:tr>
       <w:tr>
+        <w:trPr>
+          <w:cantSplit/>
+        </w:trPr>
         <w:tc>
           <w:tcPr>
             <w:tcW w:type="dxa" w:w="3137"/>
@@ -1854,6 +1964,9 @@
         </w:tc>
       </w:tr>
       <w:tr>
+        <w:trPr>
+          <w:cantSplit/>
+        </w:trPr>
         <w:tc>
           <w:tcPr>
             <w:tcW w:type="dxa" w:w="3137"/>
@@ -1901,6 +2014,9 @@
         </w:tc>
       </w:tr>
       <w:tr>
+        <w:trPr>
+          <w:cantSplit/>
+        </w:trPr>
         <w:tc>
           <w:tcPr>
             <w:tcW w:type="dxa" w:w="3137"/>
@@ -1945,6 +2061,9 @@
         </w:tc>
       </w:tr>
       <w:tr>
+        <w:trPr>
+          <w:cantSplit/>
+        </w:trPr>
         <w:tc>
           <w:tcPr>
             <w:tcW w:type="dxa" w:w="3137"/>
@@ -1992,6 +2111,9 @@
         </w:tc>
       </w:tr>
       <w:tr>
+        <w:trPr>
+          <w:cantSplit/>
+        </w:trPr>
         <w:tc>
           <w:tcPr>
             <w:tcW w:type="dxa" w:w="3137"/>
@@ -2036,6 +2158,9 @@
         </w:tc>
       </w:tr>
       <w:tr>
+        <w:trPr>
+          <w:cantSplit/>
+        </w:trPr>
         <w:tc>
           <w:tcPr>
             <w:tcW w:type="dxa" w:w="3137"/>
@@ -2083,6 +2208,9 @@
         </w:tc>
       </w:tr>
       <w:tr>
+        <w:trPr>
+          <w:cantSplit/>
+        </w:trPr>
         <w:tc>
           <w:tcPr>
             <w:tcW w:type="dxa" w:w="3137"/>
@@ -2202,7 +2330,7 @@
           <w:color w:val="242422"/>
           <w:sz w:val="27"/>
         </w:rPr>
-        <w:t>4.3 Écriture retour dans le Sheet</w:t>
+        <w:t>4.3 Aucune écriture retour dans le Sheet</w:t>
       </w:r>
     </w:p>
     <w:p>
@@ -2211,7 +2339,7 @@
           <w:b w:val="0"/>
           <w:i w:val="0"/>
         </w:rPr>
-        <w:t>Le module écrit dans le Sheet deux choses seulement : l'identifiant des nouvelles lignes, et les quatre colonnes calculées — pour que l'utilisateur voie le résultat sans ouvrir l'application. Toutes ces cellules sont envoyées en un SEUL appel groupé : sur ~360 lignes × 4 colonnes, un appel par cellule représenterait plus d'un millier d'allers-retours réseau.</w:t>
+        <w:t>L'application ne fait que LIRE le Sheet. Les versions antérieures y réécrivaient l'identifiant des nouvelles lignes et les quatre colonnes calculées, en un seul appel groupé ; cette écriture a disparu avec le passage au lien d'export public (section 12.3), qui ne la permet de toute façon pas. Une ligne sans identifiant en reçoit un en mémoire à chaque chargement, jamais renvoyé vers Google, et les colonnes calculées ne vivent que dans les tableaux de bord.</w:t>
       </w:r>
     </w:p>
     <w:p>
@@ -2220,7 +2348,7 @@
           <w:b w:val="0"/>
           <w:i w:val="0"/>
         </w:rPr>
-        <w:t>Volontairement, aucune suppression : retirer une ligne du Sheet la fait simplement disparaître du chargement suivant, et rien n'est jamais effacé ailleurs.</w:t>
+        <w:t>Conséquence voulue : aucune suppression ni modification possible du côté de l'application. Retirer une ligne du Sheet la fait simplement disparaître du chargement suivant, et rien n'est jamais effacé ailleurs.</w:t>
       </w:r>
     </w:p>
     <w:p>
@@ -2646,6 +2774,9 @@
         <w:gridCol w:w="4706"/>
       </w:tblGrid>
       <w:tr>
+        <w:trPr>
+          <w:cantSplit/>
+        </w:trPr>
         <w:tc>
           <w:tcPr>
             <w:tcW w:type="dxa" w:w="4706"/>
@@ -2682,6 +2813,9 @@
         </w:tc>
       </w:tr>
       <w:tr>
+        <w:trPr>
+          <w:cantSplit/>
+        </w:trPr>
         <w:tc>
           <w:tcPr>
             <w:tcW w:type="dxa" w:w="4706"/>
@@ -2712,6 +2846,9 @@
         </w:tc>
       </w:tr>
       <w:tr>
+        <w:trPr>
+          <w:cantSplit/>
+        </w:trPr>
         <w:tc>
           <w:tcPr>
             <w:tcW w:type="dxa" w:w="4706"/>
@@ -2744,6 +2881,9 @@
         </w:tc>
       </w:tr>
       <w:tr>
+        <w:trPr>
+          <w:cantSplit/>
+        </w:trPr>
         <w:tc>
           <w:tcPr>
             <w:tcW w:type="dxa" w:w="4706"/>
@@ -2774,6 +2914,9 @@
         </w:tc>
       </w:tr>
       <w:tr>
+        <w:trPr>
+          <w:cantSplit/>
+        </w:trPr>
         <w:tc>
           <w:tcPr>
             <w:tcW w:type="dxa" w:w="4706"/>
@@ -2806,6 +2949,9 @@
         </w:tc>
       </w:tr>
       <w:tr>
+        <w:trPr>
+          <w:cantSplit/>
+        </w:trPr>
         <w:tc>
           <w:tcPr>
             <w:tcW w:type="dxa" w:w="4706"/>
@@ -3051,6 +3197,9 @@
         <w:gridCol w:w="3137"/>
       </w:tblGrid>
       <w:tr>
+        <w:trPr>
+          <w:cantSplit/>
+        </w:trPr>
         <w:tc>
           <w:tcPr>
             <w:tcW w:type="dxa" w:w="3137"/>
@@ -3104,6 +3253,9 @@
         </w:tc>
       </w:tr>
       <w:tr>
+        <w:trPr>
+          <w:cantSplit/>
+        </w:trPr>
         <w:tc>
           <w:tcPr>
             <w:tcW w:type="dxa" w:w="3137"/>
@@ -3148,6 +3300,9 @@
         </w:tc>
       </w:tr>
       <w:tr>
+        <w:trPr>
+          <w:cantSplit/>
+        </w:trPr>
         <w:tc>
           <w:tcPr>
             <w:tcW w:type="dxa" w:w="3137"/>
@@ -3195,6 +3350,9 @@
         </w:tc>
       </w:tr>
       <w:tr>
+        <w:trPr>
+          <w:cantSplit/>
+        </w:trPr>
         <w:tc>
           <w:tcPr>
             <w:tcW w:type="dxa" w:w="3137"/>
@@ -3239,6 +3397,9 @@
         </w:tc>
       </w:tr>
       <w:tr>
+        <w:trPr>
+          <w:cantSplit/>
+        </w:trPr>
         <w:tc>
           <w:tcPr>
             <w:tcW w:type="dxa" w:w="3137"/>
@@ -3286,6 +3447,9 @@
         </w:tc>
       </w:tr>
       <w:tr>
+        <w:trPr>
+          <w:cantSplit/>
+        </w:trPr>
         <w:tc>
           <w:tcPr>
             <w:tcW w:type="dxa" w:w="3137"/>
@@ -3330,6 +3494,9 @@
         </w:tc>
       </w:tr>
       <w:tr>
+        <w:trPr>
+          <w:cantSplit/>
+        </w:trPr>
         <w:tc>
           <w:tcPr>
             <w:tcW w:type="dxa" w:w="3137"/>
@@ -3943,6 +4110,9 @@
         <w:gridCol w:w="3137"/>
       </w:tblGrid>
       <w:tr>
+        <w:trPr>
+          <w:cantSplit/>
+        </w:trPr>
         <w:tc>
           <w:tcPr>
             <w:tcW w:type="dxa" w:w="3137"/>
@@ -3996,6 +4166,9 @@
         </w:tc>
       </w:tr>
       <w:tr>
+        <w:trPr>
+          <w:cantSplit/>
+        </w:trPr>
         <w:tc>
           <w:tcPr>
             <w:tcW w:type="dxa" w:w="3137"/>
@@ -4040,6 +4213,9 @@
         </w:tc>
       </w:tr>
       <w:tr>
+        <w:trPr>
+          <w:cantSplit/>
+        </w:trPr>
         <w:tc>
           <w:tcPr>
             <w:tcW w:type="dxa" w:w="3137"/>
@@ -4740,7 +4916,7 @@
           <w:b w:val="0"/>
           <w:i w:val="0"/>
         </w:rPr>
-        <w:t>629 tests pytest, sans dépendance réseau ni données réelles : le client du modèle local (Ollama) et l'appel HTTP au lien d'export du Sheet sont simulés (monkeypatch), et les données sont un petit DataFrame construit dans le test. La suite tourne donc hors ligne, en quelques secondes.</w:t>
+        <w:t>633 tests pytest, sans dépendance réseau ni données réelles : le client du modèle local (Ollama) et l'appel HTTP au lien d'export du Sheet sont simulés (monkeypatch), et les données sont un petit DataFrame construit dans le test. La suite tourne donc hors ligne, en quelques secondes.</w:t>
       </w:r>
     </w:p>
     <w:p>
@@ -4765,6 +4941,9 @@
         <w:gridCol w:w="3137"/>
       </w:tblGrid>
       <w:tr>
+        <w:trPr>
+          <w:cantSplit/>
+        </w:trPr>
         <w:tc>
           <w:tcPr>
             <w:tcW w:type="dxa" w:w="3137"/>
@@ -4818,6 +4997,9 @@
         </w:tc>
       </w:tr>
       <w:tr>
+        <w:trPr>
+          <w:cantSplit/>
+        </w:trPr>
         <w:tc>
           <w:tcPr>
             <w:tcW w:type="dxa" w:w="3137"/>
@@ -4862,6 +5044,9 @@
         </w:tc>
       </w:tr>
       <w:tr>
+        <w:trPr>
+          <w:cantSplit/>
+        </w:trPr>
         <w:tc>
           <w:tcPr>
             <w:tcW w:type="dxa" w:w="3137"/>
@@ -4909,6 +5094,9 @@
         </w:tc>
       </w:tr>
       <w:tr>
+        <w:trPr>
+          <w:cantSplit/>
+        </w:trPr>
         <w:tc>
           <w:tcPr>
             <w:tcW w:type="dxa" w:w="3137"/>
@@ -4953,6 +5141,9 @@
         </w:tc>
       </w:tr>
       <w:tr>
+        <w:trPr>
+          <w:cantSplit/>
+        </w:trPr>
         <w:tc>
           <w:tcPr>
             <w:tcW w:type="dxa" w:w="3137"/>
@@ -5000,6 +5191,9 @@
         </w:tc>
       </w:tr>
       <w:tr>
+        <w:trPr>
+          <w:cantSplit/>
+        </w:trPr>
         <w:tc>
           <w:tcPr>
             <w:tcW w:type="dxa" w:w="3137"/>
@@ -5044,6 +5238,9 @@
         </w:tc>
       </w:tr>
       <w:tr>
+        <w:trPr>
+          <w:cantSplit/>
+        </w:trPr>
         <w:tc>
           <w:tcPr>
             <w:tcW w:type="dxa" w:w="3137"/>
@@ -5091,6 +5288,9 @@
         </w:tc>
       </w:tr>
       <w:tr>
+        <w:trPr>
+          <w:cantSplit/>
+        </w:trPr>
         <w:tc>
           <w:tcPr>
             <w:tcW w:type="dxa" w:w="3137"/>
@@ -5135,6 +5335,9 @@
         </w:tc>
       </w:tr>
       <w:tr>
+        <w:trPr>
+          <w:cantSplit/>
+        </w:trPr>
         <w:tc>
           <w:tcPr>
             <w:tcW w:type="dxa" w:w="3137"/>
@@ -5182,6 +5385,9 @@
         </w:tc>
       </w:tr>
       <w:tr>
+        <w:trPr>
+          <w:cantSplit/>
+        </w:trPr>
         <w:tc>
           <w:tcPr>
             <w:tcW w:type="dxa" w:w="3137"/>
@@ -5226,6 +5432,9 @@
         </w:tc>
       </w:tr>
       <w:tr>
+        <w:trPr>
+          <w:cantSplit/>
+        </w:trPr>
         <w:tc>
           <w:tcPr>
             <w:tcW w:type="dxa" w:w="3137"/>
@@ -5273,6 +5482,9 @@
         </w:tc>
       </w:tr>
       <w:tr>
+        <w:trPr>
+          <w:cantSplit/>
+        </w:trPr>
         <w:tc>
           <w:tcPr>
             <w:tcW w:type="dxa" w:w="3137"/>
@@ -5726,7 +5938,7 @@
           <w:b w:val="0"/>
           <w:i w:val="0"/>
         </w:rPr>
-        <w:t>L'application se lance de deux façons, et se tromper est silencieux. Un raccourci de Bureau existe pour chacune (scripts/create_shortcut.ps1 les crée toutes les deux).</w:t>
+        <w:t>Sur le poste du développeur, l'application se lance de deux façons, et se tromper est silencieux. Un raccourci de Bureau existe pour chacune (scripts/create_shortcut.ps1 les crée, avec un troisième pour Docker — section 19, le mode à utiliser sur tout autre poste).</w:t>
       </w:r>
     </w:p>
     <w:tbl>
@@ -5742,6 +5954,9 @@
         <w:gridCol w:w="3137"/>
       </w:tblGrid>
       <w:tr>
+        <w:trPr>
+          <w:cantSplit/>
+        </w:trPr>
         <w:tc>
           <w:tcPr>
             <w:tcW w:type="dxa" w:w="3137"/>
@@ -5794,6 +6009,9 @@
         </w:tc>
       </w:tr>
       <w:tr>
+        <w:trPr>
+          <w:cantSplit/>
+        </w:trPr>
         <w:tc>
           <w:tcPr>
             <w:tcW w:type="dxa" w:w="3137"/>
@@ -5838,6 +6056,9 @@
         </w:tc>
       </w:tr>
       <w:tr>
+        <w:trPr>
+          <w:cantSplit/>
+        </w:trPr>
         <w:tc>
           <w:tcPr>
             <w:tcW w:type="dxa" w:w="3137"/>
@@ -5885,6 +6106,9 @@
         </w:tc>
       </w:tr>
       <w:tr>
+        <w:trPr>
+          <w:cantSplit/>
+        </w:trPr>
         <w:tc>
           <w:tcPr>
             <w:tcW w:type="dxa" w:w="3137"/>
@@ -5929,6 +6153,9 @@
         </w:tc>
       </w:tr>
       <w:tr>
+        <w:trPr>
+          <w:cantSplit/>
+        </w:trPr>
         <w:tc>
           <w:tcPr>
             <w:tcW w:type="dxa" w:w="3137"/>
@@ -5976,6 +6203,9 @@
         </w:tc>
       </w:tr>
       <w:tr>
+        <w:trPr>
+          <w:cantSplit/>
+        </w:trPr>
         <w:tc>
           <w:tcPr>
             <w:tcW w:type="dxa" w:w="3137"/>
@@ -6020,6 +6250,9 @@
         </w:tc>
       </w:tr>
       <w:tr>
+        <w:trPr>
+          <w:cantSplit/>
+        </w:trPr>
         <w:tc>
           <w:tcPr>
             <w:tcW w:type="dxa" w:w="3137"/>
@@ -6074,7 +6307,7 @@
           <w:b w:val="0"/>
           <w:i w:val="0"/>
         </w:rPr>
-        <w:t>Trois différences méritent leur justification. Le rechargement à chaud surveille l'arborescence — que l'application modifie elle-même, puisque chaque question réécrit dac/dashboards/_principal.yml : en production, le serveur se redémarrerait à chaque réponse qu'il vient de produire. Le frontend doit être compilé AVANT le démarrage, car le backend sert frontend/dist tel qu'il le trouve : partir sur une compilation périmée afficherait l'ancienne interface sans le moindre signe, et le script s'arrête donc si npm run build échoue. Enfin un seul worker, parce que le jeu de données vit en mémoire dans le processus et qu'un planificateur y tourne : plusieurs workers garderaient chacun leur copie des données ET relanceraient le planificateur — emails d'alerte en double, écritures concurrentes dans le Google Sheet.</w:t>
+        <w:t>Trois différences méritent leur justification. Le rechargement à chaud surveille l'arborescence — que l'application modifie elle-même, puisque chaque question réécrit dac/dashboards/_principal.yml : en production, le serveur se redémarrerait à chaque réponse qu'il vient de produire. Le frontend doit être compilé AVANT le démarrage, car le backend sert frontend/dist tel qu'il le trouve : partir sur une compilation périmée afficherait l'ancienne interface sans le moindre signe, et le script s'arrête donc si npm run build échoue. Enfin un seul worker, parce que le jeu de données vit en mémoire dans le processus et qu'un planificateur y tourne : plusieurs workers garderaient chacun leur copie des données ET relanceraient le planificateur — emails d'alerte en double, rafraîchissements concurrents des données.</w:t>
       </w:r>
     </w:p>
     <w:p>
@@ -6136,7 +6369,7 @@
         <w:pStyle w:val="ListBullet"/>
       </w:pPr>
       <w:r>
-        <w:t>Le mode sombre ne s'applique pas à la zone tableau de bord. L'identité Devoteam, elle, y est appliquée par un thème dédié (couleurs et palette de graphiques reprises de l'application), mais ce thème est un paramètre du serveur de tableaux de bord, fixé à son lancement : il ne peut donc pas suivre le bouton clair/sombre du navigateur, qui ne concerne que le chat.</w:t>
+        <w:t>Un thème DAC est fixé au lancement du serveur : le mode sombre des tableaux de bord demande donc un SECOND serveur DAC (port 8322), qui double la mémoire et les requêtes de démarrage à froid. S'il ne tourne pas, l'affichage reprend le thème clair plutôt que de rester vide.</w:t>
       </w:r>
     </w:p>
     <w:p>
@@ -6177,6 +6410,526 @@
       </w:pPr>
       <w:r>
         <w:t>Le mot « urgentes » seul ne pose aucun filtre de délai : il faut « urgentes (&lt; 7 jours) » pour borner l'échéance. Comportement volontaire — ne rien deviner — mais qui surprend au premier essai.</w:t>
+      </w:r>
+    </w:p>
+    <w:p>
+      <w:pPr>
+        <w:keepNext/>
+        <w:spacing w:before="400" w:after="200"/>
+        <w:pBdr>
+          <w:bottom w:val="single" w:sz="18" w:space="4" w:color="D42A45"/>
+        </w:pBdr>
+      </w:pPr>
+      <w:r>
+        <w:rPr>
+          <w:b/>
+          <w:color w:val="F2405A"/>
+          <w:sz w:val="36"/>
+        </w:rPr>
+        <w:t>19. Déploiement sur un poste neuf (Docker, INSTALLER.bat)</w:t>
+      </w:r>
+    </w:p>
+    <w:p>
+      <w:r>
+        <w:rPr>
+          <w:b w:val="0"/>
+          <w:i w:val="0"/>
+        </w:rPr>
+        <w:t>Une troisième façon de lancer l'application, et la seule recommandée sur un autre poste que celui du développeur : trois conteneurs (backend, dac-light, dac-dark) plus un conteneur ponctuel (frontend-build) qui compile l'interface à chaque démarrage. Le modèle de langage, lui, tourne sur la machine hôte, jamais dans un conteneur. Tout est orchestré par INSTALLER.bat, en sept étapes idempotentes : chacune vérifie d'abord si elle est déjà faite.</w:t>
+      </w:r>
+    </w:p>
+    <w:tbl>
+      <w:tblPr>
+        <w:tblStyle w:val="TableGrid"/>
+        <w:tblW w:type="auto" w:w="0"/>
+        <w:jc w:val="center"/>
+        <w:tblLook w:firstColumn="1" w:firstRow="1" w:lastColumn="0" w:lastRow="0" w:noHBand="0" w:noVBand="1" w:val="04A0"/>
+      </w:tblPr>
+      <w:tblGrid>
+        <w:gridCol w:w="3137"/>
+        <w:gridCol w:w="3137"/>
+        <w:gridCol w:w="3137"/>
+      </w:tblGrid>
+      <w:tr>
+        <w:trPr>
+          <w:cantSplit/>
+        </w:trPr>
+        <w:tc>
+          <w:tcPr>
+            <w:tcW w:type="dxa" w:w="3137"/>
+            <w:shd w:fill="F2405A"/>
+          </w:tcPr>
+          <w:p>
+            <w:r/>
+            <w:r>
+              <w:rPr>
+                <w:b/>
+                <w:color w:val="FFFFFF"/>
+                <w:sz w:val="19"/>
+              </w:rPr>
+              <w:t>Étape</w:t>
+            </w:r>
+          </w:p>
+        </w:tc>
+        <w:tc>
+          <w:tcPr>
+            <w:tcW w:type="dxa" w:w="3137"/>
+            <w:shd w:fill="F2405A"/>
+          </w:tcPr>
+          <w:p>
+            <w:r/>
+            <w:r>
+              <w:rPr>
+                <w:b/>
+                <w:color w:val="FFFFFF"/>
+                <w:sz w:val="19"/>
+              </w:rPr>
+              <w:t>Ce qu'elle fait</w:t>
+            </w:r>
+          </w:p>
+        </w:tc>
+        <w:tc>
+          <w:tcPr>
+            <w:tcW w:type="dxa" w:w="3137"/>
+            <w:shd w:fill="F2405A"/>
+          </w:tcPr>
+          <w:p>
+            <w:r/>
+            <w:r>
+              <w:rPr>
+                <w:b/>
+                <w:color w:val="FFFFFF"/>
+                <w:sz w:val="19"/>
+              </w:rPr>
+              <w:t>Point délicat traité</w:t>
+            </w:r>
+          </w:p>
+        </w:tc>
+      </w:tr>
+      <w:tr>
+        <w:trPr>
+          <w:cantSplit/>
+        </w:trPr>
+        <w:tc>
+          <w:tcPr>
+            <w:tcW w:type="dxa" w:w="3137"/>
+          </w:tcPr>
+          <w:p>
+            <w:r/>
+            <w:r>
+              <w:rPr>
+                <w:sz w:val="19"/>
+              </w:rPr>
+              <w:t>1/7 Dossier</w:t>
+            </w:r>
+          </w:p>
+        </w:tc>
+        <w:tc>
+          <w:tcPr>
+            <w:tcW w:type="dxa" w:w="3137"/>
+          </w:tcPr>
+          <w:p>
+            <w:r/>
+            <w:r>
+              <w:rPr>
+                <w:sz w:val="19"/>
+              </w:rPr>
+              <w:t>Exige un .git ; affiche la RAM.</w:t>
+            </w:r>
+          </w:p>
+        </w:tc>
+        <w:tc>
+          <w:tcPr>
+            <w:tcW w:type="dxa" w:w="3137"/>
+          </w:tcPr>
+          <w:p>
+            <w:r/>
+            <w:r>
+              <w:rPr>
+                <w:sz w:val="19"/>
+              </w:rPr>
+              <w:t>bruin refuse toute requête sans racine de dépôt Git : un « Download ZIP » laisserait tous les tableaux de bord vides, sans erreur.</w:t>
+            </w:r>
+          </w:p>
+        </w:tc>
+      </w:tr>
+      <w:tr>
+        <w:trPr>
+          <w:cantSplit/>
+        </w:trPr>
+        <w:tc>
+          <w:tcPr>
+            <w:tcW w:type="dxa" w:w="3137"/>
+            <w:shd w:fill="FAFAF8"/>
+          </w:tcPr>
+          <w:p>
+            <w:r/>
+            <w:r>
+              <w:rPr>
+                <w:sz w:val="19"/>
+              </w:rPr>
+              <w:t>2/7 Docker</w:t>
+            </w:r>
+          </w:p>
+        </w:tc>
+        <w:tc>
+          <w:tcPr>
+            <w:tcW w:type="dxa" w:w="3137"/>
+            <w:shd w:fill="FAFAF8"/>
+          </w:tcPr>
+          <w:p>
+            <w:r/>
+            <w:r>
+              <w:rPr>
+                <w:sz w:val="19"/>
+              </w:rPr>
+              <w:t>Installe Docker Desktop s'il manque, puis s'arrête volontairement (redémarrage, premier lancement).</w:t>
+            </w:r>
+          </w:p>
+        </w:tc>
+        <w:tc>
+          <w:tcPr>
+            <w:tcW w:type="dxa" w:w="3137"/>
+            <w:shd w:fill="FAFAF8"/>
+          </w:tcPr>
+          <w:p>
+            <w:r/>
+            <w:r>
+              <w:rPr>
+                <w:sz w:val="19"/>
+              </w:rPr>
+              <w:t>winget peut manquer (Windows neuf, Store bloqué) : repli sur l'installeur officiel téléchargé par curl ; %20 échappé en %%20 dans l'URL.</w:t>
+            </w:r>
+          </w:p>
+        </w:tc>
+      </w:tr>
+      <w:tr>
+        <w:trPr>
+          <w:cantSplit/>
+        </w:trPr>
+        <w:tc>
+          <w:tcPr>
+            <w:tcW w:type="dxa" w:w="3137"/>
+          </w:tcPr>
+          <w:p>
+            <w:r/>
+            <w:r>
+              <w:rPr>
+                <w:sz w:val="19"/>
+              </w:rPr>
+              <w:t>3/7 Démarrage</w:t>
+            </w:r>
+          </w:p>
+        </w:tc>
+        <w:tc>
+          <w:tcPr>
+            <w:tcW w:type="dxa" w:w="3137"/>
+          </w:tcPr>
+          <w:p>
+            <w:r/>
+            <w:r>
+              <w:rPr>
+                <w:sz w:val="19"/>
+              </w:rPr>
+              <w:t>Attend jusqu'à une minute que Docker réponde.</w:t>
+            </w:r>
+          </w:p>
+        </w:tc>
+        <w:tc>
+          <w:tcPr>
+            <w:tcW w:type="dxa" w:w="3137"/>
+          </w:tcPr>
+          <w:p>
+            <w:r/>
+            <w:r>
+              <w:rPr>
+                <w:sz w:val="19"/>
+              </w:rPr>
+              <w:t>Distingue WSL2 absent (wsl --install) de Docker simplement pas lancé.</w:t>
+            </w:r>
+          </w:p>
+        </w:tc>
+      </w:tr>
+      <w:tr>
+        <w:trPr>
+          <w:cantSplit/>
+        </w:trPr>
+        <w:tc>
+          <w:tcPr>
+            <w:tcW w:type="dxa" w:w="3137"/>
+            <w:shd w:fill="FAFAF8"/>
+          </w:tcPr>
+          <w:p>
+            <w:r/>
+            <w:r>
+              <w:rPr>
+                <w:sz w:val="19"/>
+              </w:rPr>
+              <w:t>4/7 Ollama</w:t>
+            </w:r>
+          </w:p>
+        </w:tc>
+        <w:tc>
+          <w:tcPr>
+            <w:tcW w:type="dxa" w:w="3137"/>
+            <w:shd w:fill="FAFAF8"/>
+          </w:tcPr>
+          <w:p>
+            <w:r/>
+            <w:r>
+              <w:rPr>
+                <w:sz w:val="19"/>
+              </w:rPr>
+              <w:t>Installe, démarre le service, télécharge le modèle.</w:t>
+            </w:r>
+          </w:p>
+        </w:tc>
+        <w:tc>
+          <w:tcPr>
+            <w:tcW w:type="dxa" w:w="3137"/>
+            <w:shd w:fill="FAFAF8"/>
+          </w:tcPr>
+          <w:p>
+            <w:r/>
+            <w:r>
+              <w:rPr>
+                <w:sz w:val="19"/>
+              </w:rPr>
+              <w:t>PATH de la fenêtre non rafraîchi après installation : exécutable visé à son emplacement connu ; options Inno Setup vérifiées sur l'exécutable.</w:t>
+            </w:r>
+          </w:p>
+        </w:tc>
+      </w:tr>
+      <w:tr>
+        <w:trPr>
+          <w:cantSplit/>
+        </w:trPr>
+        <w:tc>
+          <w:tcPr>
+            <w:tcW w:type="dxa" w:w="3137"/>
+          </w:tcPr>
+          <w:p>
+            <w:r/>
+            <w:r>
+              <w:rPr>
+                <w:sz w:val="19"/>
+              </w:rPr>
+              <w:t>5/7 .env</w:t>
+            </w:r>
+          </w:p>
+        </w:tc>
+        <w:tc>
+          <w:tcPr>
+            <w:tcW w:type="dxa" w:w="3137"/>
+          </w:tcPr>
+          <w:p>
+            <w:r/>
+            <w:r>
+              <w:rPr>
+                <w:sz w:val="19"/>
+              </w:rPr>
+              <w:t>Demande le lien de la feuille et l'onglet (set /p).</w:t>
+            </w:r>
+          </w:p>
+        </w:tc>
+        <w:tc>
+          <w:tcPr>
+            <w:tcW w:type="dxa" w:w="3137"/>
+          </w:tcPr>
+          <w:p>
+            <w:r/>
+            <w:r>
+              <w:rPr>
+                <w:sz w:val="19"/>
+              </w:rPr>
+              <w:t>Écriture ligne par ligne par scripts/maj_env.ps1, sans BOM ; un lien complet (?, &amp;, #) passe intact jusqu'au conteneur.</w:t>
+            </w:r>
+          </w:p>
+        </w:tc>
+      </w:tr>
+      <w:tr>
+        <w:trPr>
+          <w:cantSplit/>
+        </w:trPr>
+        <w:tc>
+          <w:tcPr>
+            <w:tcW w:type="dxa" w:w="3137"/>
+            <w:shd w:fill="FAFAF8"/>
+          </w:tcPr>
+          <w:p>
+            <w:r/>
+            <w:r>
+              <w:rPr>
+                <w:sz w:val="19"/>
+              </w:rPr>
+              <w:t>6/7 Build</w:t>
+            </w:r>
+          </w:p>
+        </w:tc>
+        <w:tc>
+          <w:tcPr>
+            <w:tcW w:type="dxa" w:w="3137"/>
+            <w:shd w:fill="FAFAF8"/>
+          </w:tcPr>
+          <w:p>
+            <w:r/>
+            <w:r>
+              <w:rPr>
+                <w:sz w:val="19"/>
+              </w:rPr>
+              <w:t>Vérifie les ports 8000/8321/8322, docker compose up -d --build.</w:t>
+            </w:r>
+          </w:p>
+        </w:tc>
+        <w:tc>
+          <w:tcPr>
+            <w:tcW w:type="dxa" w:w="3137"/>
+            <w:shd w:fill="FAFAF8"/>
+          </w:tcPr>
+          <w:p>
+            <w:r/>
+            <w:r>
+              <w:rPr>
+                <w:sz w:val="19"/>
+              </w:rPr>
+              <w:t>Un port déjà pris est signalé avant le message de bas niveau de Docker.</w:t>
+            </w:r>
+          </w:p>
+        </w:tc>
+      </w:tr>
+      <w:tr>
+        <w:trPr>
+          <w:cantSplit/>
+        </w:trPr>
+        <w:tc>
+          <w:tcPr>
+            <w:tcW w:type="dxa" w:w="3137"/>
+          </w:tcPr>
+          <w:p>
+            <w:r/>
+            <w:r>
+              <w:rPr>
+                <w:sz w:val="19"/>
+              </w:rPr>
+              <w:t>7/7 Finition</w:t>
+            </w:r>
+          </w:p>
+        </w:tc>
+        <w:tc>
+          <w:tcPr>
+            <w:tcW w:type="dxa" w:w="3137"/>
+          </w:tcPr>
+          <w:p>
+            <w:r/>
+            <w:r>
+              <w:rPr>
+                <w:sz w:val="19"/>
+              </w:rPr>
+              <w:t>Raccourcis, attente active de /health, navigateur, test fonctionnel dans le conteneur.</w:t>
+            </w:r>
+          </w:p>
+        </w:tc>
+        <w:tc>
+          <w:tcPr>
+            <w:tcW w:type="dxa" w:w="3137"/>
+          </w:tcPr>
+          <w:p>
+            <w:r/>
+            <w:r>
+              <w:rPr>
+                <w:sz w:val="19"/>
+              </w:rPr>
+              <w:t>TEST_DAC_URL=http://dac-light:8321 : 127.0.0.1 désignerait le conteneur backend lui-même.</w:t>
+            </w:r>
+          </w:p>
+        </w:tc>
+      </w:tr>
+    </w:tbl>
+    <w:p/>
+    <w:p>
+      <w:r>
+        <w:rPr>
+          <w:b w:val="0"/>
+          <w:i w:val="0"/>
+        </w:rPr>
+        <w:t>Trois choix de docker-compose.yml portent l'essentiel de la fiabilité. Un montage unique du dépôt (.:/app) : os.replace, utilisé pour écrire les tableaux de bord de façon atomique, échoue en EXDEV entre deux montages distincts, même sur le même disque. Deux adresses par serveur DAC : le nom de service pour le backend, 127.0.0.1 pour le navigateur de l'hôte. Et OLLAMA_HOST forcé vers host.docker.internal, quel que soit le .env.</w:t>
+      </w:r>
+    </w:p>
+    <w:p>
+      <w:pPr>
+        <w:keepNext/>
+        <w:spacing w:before="280" w:after="120"/>
+      </w:pPr>
+      <w:r>
+        <w:rPr>
+          <w:b/>
+          <w:color w:val="242422"/>
+          <w:sz w:val="27"/>
+        </w:rPr>
+        <w:t>19.1 Vérification de livraison du 5 octobre 2026</w:t>
+      </w:r>
+    </w:p>
+    <w:p>
+      <w:r>
+        <w:rPr>
+          <w:b w:val="0"/>
+          <w:i w:val="0"/>
+        </w:rPr>
+        <w:t>Clone neuf de la branche Version_2 depuis GitHub ; docker compose build --no-cache --pull (6 min 40, sans erreur, bruin 0.11.771 et dac 0.25.0 téléchargés le jour même) ; INSTALLER.bat réel : 7/7 étapes, 15/15 contrôles, « TOUT EST JUSTE » ; génération réelle du modèle depuis le conteneur via host.docker.internal ; 633 tests au vert. Cette exécution a eu lieu sur un poste où Docker Desktop et Ollama étaient déjà installés ; les branches « poste nu » ont été exercées séparément sur un Windows 11 neuf en machine virtuelle.</w:t>
+      </w:r>
+    </w:p>
+    <w:p>
+      <w:pPr>
+        <w:keepNext/>
+        <w:spacing w:before="280" w:after="120"/>
+      </w:pPr>
+      <w:r>
+        <w:rPr>
+          <w:b/>
+          <w:color w:val="242422"/>
+          <w:sz w:val="27"/>
+        </w:rPr>
+        <w:t>19.2 Risques résiduels</w:t>
+      </w:r>
+    </w:p>
+    <w:p>
+      <w:pPr>
+        <w:pStyle w:val="ListBullet"/>
+      </w:pPr>
+      <w:r>
+        <w:t>bruin et dac ne sont pas épinglés : l'image installe leur dernière version à chaque construction. Une version incompatible publiée entre la vérification et l'installation passerait inaperçue jusqu'au test fonctionnel final, qui la signalerait.</w:t>
+      </w:r>
+    </w:p>
+    <w:p>
+      <w:pPr>
+        <w:pStyle w:val="ListBullet"/>
+      </w:pPr>
+      <w:r>
+        <w:t>L'image de base python:3.14-slim-bookworm suit les correctifs de Python 3.14 : risque faible, les dépendances étant épinglées.</w:t>
+      </w:r>
+    </w:p>
+    <w:p>
+      <w:pPr>
+        <w:pStyle w:val="ListBullet"/>
+      </w:pPr>
+      <w:r>
+        <w:t>La branche par défaut du dépôt (main) est une version antérieure, qui demande encore une clé Gemini : le clone doit viser Version_2.</w:t>
+      </w:r>
+    </w:p>
+    <w:p>
+      <w:pPr>
+        <w:pStyle w:val="ListBullet"/>
+      </w:pPr>
+      <w:r>
+        <w:t>Licence Docker Desktop payante au-delà de 250 personnes ou 10 M$ de chiffre d'affaires.</w:t>
+      </w:r>
+    </w:p>
+    <w:p>
+      <w:pPr>
+        <w:pStyle w:val="ListBullet"/>
+      </w:pPr>
+      <w:r>
+        <w:t>Un poste d'entreprise peut refuser les droits administrateur, la virtualisation ou l'accès aux sites de téléchargement : l'installateur le signale, mais ne peut pas le contourner.</w:t>
       </w:r>
     </w:p>
     <w:sectPr>

--- a/Documentation/reports/Guide_Technique_DevoTeam_Dashboard.docx
+++ b/Documentation/reports/Guide_Technique_DevoTeam_Dashboard.docx
@@ -1466,7 +1466,7 @@
               <w:rPr>
                 <w:sz w:val="19"/>
               </w:rPr>
-              <w:t>Ce guide, le rapport et leur générateur (generate_docs.py).</w:t>
+              <w:t>Ce guide, le rapport, le guide d'installation et leur générateur (generate_docs.py).</w:t>
             </w:r>
           </w:p>
         </w:tc>
@@ -1486,7 +1486,7 @@
               <w:rPr>
                 <w:sz w:val="19"/>
               </w:rPr>
-              <w:t>Documentation/planning/</w:t>
+              <w:t>Documentation/PROGRESS.md</w:t>
             </w:r>
           </w:p>
         </w:tc>
@@ -1501,7 +1501,7 @@
               <w:rPr>
                 <w:sz w:val="19"/>
               </w:rPr>
-              <w:t>Brief initial du projet et données sources (archive historique, versionnée).</w:t>
+              <w:t>Journal de développement : chaque phase livrée, ses choix et ses vérifications.</w:t>
             </w:r>
           </w:p>
         </w:tc>

--- a/Documentation/reports/Guide_Technique_DevoTeam_Dashboard.docx
+++ b/Documentation/reports/Guide_Technique_DevoTeam_Dashboard.docx
@@ -330,6 +330,17 @@
           <w:color w:val="242422"/>
         </w:rPr>
         <w:t>Déploiement sur un poste neuf (Docker, INSTALLER.bat)</w:t>
+      </w:r>
+    </w:p>
+    <w:p>
+      <w:pPr>
+        <w:pStyle w:val="ListBullet"/>
+      </w:pPr>
+      <w:r>
+        <w:rPr>
+          <w:color w:val="242422"/>
+        </w:rPr>
+        <w:t>La source de données depuis l'interface (backend/data_source.py)</w:t>
       </w:r>
     </w:p>
     <w:p>
@@ -1146,6 +1157,74 @@
               <w:rPr>
                 <w:sz w:val="19"/>
               </w:rPr>
+              <w:t>backend/data_source.py</w:t>
+            </w:r>
+          </w:p>
+        </w:tc>
+        <w:tc>
+          <w:tcPr>
+            <w:tcW w:type="dxa" w:w="4706"/>
+            <w:shd w:fill="FAFAF8"/>
+          </w:tcPr>
+          <w:p>
+            <w:r/>
+            <w:r>
+              <w:rPr>
+                <w:sz w:val="19"/>
+              </w:rPr>
+              <w:t>Santé des données, liste des onglets, test et liaison d'une feuille depuis l'interface.</w:t>
+            </w:r>
+          </w:p>
+        </w:tc>
+      </w:tr>
+      <w:tr>
+        <w:trPr>
+          <w:cantSplit/>
+        </w:trPr>
+        <w:tc>
+          <w:tcPr>
+            <w:tcW w:type="dxa" w:w="4706"/>
+          </w:tcPr>
+          <w:p>
+            <w:r/>
+            <w:r>
+              <w:rPr>
+                <w:sz w:val="19"/>
+              </w:rPr>
+              <w:t>scripts/stop.bat, stop.ps1</w:t>
+            </w:r>
+          </w:p>
+        </w:tc>
+        <w:tc>
+          <w:tcPr>
+            <w:tcW w:type="dxa" w:w="4706"/>
+          </w:tcPr>
+          <w:p>
+            <w:r/>
+            <w:r>
+              <w:rPr>
+                <w:sz w:val="19"/>
+              </w:rPr>
+              <w:t>Raccourci « Arrêter » : conteneurs, ports et mémoire du modèle.</w:t>
+            </w:r>
+          </w:p>
+        </w:tc>
+      </w:tr>
+      <w:tr>
+        <w:trPr>
+          <w:cantSplit/>
+        </w:trPr>
+        <w:tc>
+          <w:tcPr>
+            <w:tcW w:type="dxa" w:w="4706"/>
+            <w:shd w:fill="FAFAF8"/>
+          </w:tcPr>
+          <w:p>
+            <w:r/>
+            <w:r>
+              <w:rPr>
+                <w:sz w:val="19"/>
+              </w:rPr>
               <w:t>dac/.bruin.yml</w:t>
             </w:r>
           </w:p>
@@ -1398,7 +1477,7 @@
               <w:rPr>
                 <w:sz w:val="19"/>
               </w:rPr>
-              <w:t>Suite pytest — 633 tests, aucune dépendance réseau ni données réelles.</w:t>
+              <w:t>Suite pytest — 680 tests, aucune dépendance réseau ni données réelles.</w:t>
             </w:r>
           </w:p>
         </w:tc>
@@ -4916,7 +4995,7 @@
           <w:b w:val="0"/>
           <w:i w:val="0"/>
         </w:rPr>
-        <w:t>633 tests pytest, sans dépendance réseau ni données réelles : le client du modèle local (Ollama) et l'appel HTTP au lien d'export du Sheet sont simulés (monkeypatch), et les données sont un petit DataFrame construit dans le test. La suite tourne donc hors ligne, en quelques secondes.</w:t>
+        <w:t>680 tests pytest, sans dépendance réseau ni données réelles : le client du modèle local (Ollama) et l'appel HTTP au lien d'export du Sheet sont simulés (monkeypatch), et les données sont un petit DataFrame construit dans le test. La suite tourne donc hors ligne, en quelques secondes.</w:t>
       </w:r>
     </w:p>
     <w:p>
@@ -6932,6 +7011,275 @@
         <w:t>Un poste d'entreprise peut refuser les droits administrateur, la virtualisation ou l'accès aux sites de téléchargement : l'installateur le signale, mais ne peut pas le contourner.</w:t>
       </w:r>
     </w:p>
+    <w:p>
+      <w:pPr>
+        <w:keepNext/>
+        <w:spacing w:before="400" w:after="200"/>
+        <w:pBdr>
+          <w:bottom w:val="single" w:sz="18" w:space="4" w:color="D42A45"/>
+        </w:pBdr>
+      </w:pPr>
+      <w:r>
+        <w:rPr>
+          <w:b/>
+          <w:color w:val="F2405A"/>
+          <w:sz w:val="36"/>
+        </w:rPr>
+        <w:t>20. La source de données depuis l'interface (backend/data_source.py)</w:t>
+      </w:r>
+    </w:p>
+    <w:p>
+      <w:r>
+        <w:rPr>
+          <w:b w:val="0"/>
+          <w:i w:val="0"/>
+        </w:rPr>
+        <w:t>Deux boutons remplacent ce qui se faisait jusqu'ici en ligne de commande. « Santé des données » (GET /data/source) rapporte la dernière lecture — date, durée, feuille, cause en clair d'un échec — et ce qu'elle a produit : lignes, colonnes reconnues, cellules réparées, période, aperçu. Statut et données en service sont distingués : une lecture qui échoue garde les données précédentes, et l'écran le dit.</w:t>
+      </w:r>
+    </w:p>
+    <w:p>
+      <w:r>
+        <w:rPr>
+          <w:b w:val="0"/>
+          <w:i w:val="0"/>
+        </w:rPr>
+        <w:t>« Lier une feuille Google » enchaîne trois routes : /data/source/onglets lit la liste des onglets dans la page publique « htmlview » de la feuille (Google n'en expose aucune autre sans clé d'API) ; /data/source/test lit la feuille candidate par analyser_valeurs, la même validation que la feuille en service, sans toucher au cache ; POST /data/source re-teste côté serveur, inscrit la feuille dans .env et recharge les données.</w:t>
+      </w:r>
+    </w:p>
+    <w:tbl>
+      <w:tblPr>
+        <w:tblStyle w:val="TableGrid"/>
+        <w:tblW w:type="auto" w:w="0"/>
+        <w:jc w:val="center"/>
+        <w:tblLook w:firstColumn="1" w:firstRow="1" w:lastColumn="0" w:lastRow="0" w:noHBand="0" w:noVBand="1" w:val="04A0"/>
+      </w:tblPr>
+      <w:tblGrid>
+        <w:gridCol w:w="4706"/>
+        <w:gridCol w:w="4706"/>
+      </w:tblGrid>
+      <w:tr>
+        <w:trPr>
+          <w:cantSplit/>
+        </w:trPr>
+        <w:tc>
+          <w:tcPr>
+            <w:tcW w:type="dxa" w:w="4706"/>
+            <w:shd w:fill="F2405A"/>
+          </w:tcPr>
+          <w:p>
+            <w:r/>
+            <w:r>
+              <w:rPr>
+                <w:b/>
+                <w:color w:val="FFFFFF"/>
+                <w:sz w:val="19"/>
+              </w:rPr>
+              <w:t>Piège</w:t>
+            </w:r>
+          </w:p>
+        </w:tc>
+        <w:tc>
+          <w:tcPr>
+            <w:tcW w:type="dxa" w:w="4706"/>
+            <w:shd w:fill="F2405A"/>
+          </w:tcPr>
+          <w:p>
+            <w:r/>
+            <w:r>
+              <w:rPr>
+                <w:b/>
+                <w:color w:val="FFFFFF"/>
+                <w:sz w:val="19"/>
+              </w:rPr>
+              <w:t>Parade</w:t>
+            </w:r>
+          </w:p>
+        </w:tc>
+      </w:tr>
+      <w:tr>
+        <w:trPr>
+          <w:cantSplit/>
+        </w:trPr>
+        <w:tc>
+          <w:tcPr>
+            <w:tcW w:type="dxa" w:w="4706"/>
+          </w:tcPr>
+          <w:p>
+            <w:r/>
+            <w:r>
+              <w:rPr>
+                <w:sz w:val="19"/>
+              </w:rPr>
+              <w:t>Google renvoie le premier onglet, sans erreur, pour un nom inexistant</w:t>
+            </w:r>
+          </w:p>
+        </w:tc>
+        <w:tc>
+          <w:tcPr>
+            <w:tcW w:type="dxa" w:w="4706"/>
+          </w:tcPr>
+          <w:p>
+            <w:r/>
+            <w:r>
+              <w:rPr>
+                <w:sz w:val="19"/>
+              </w:rPr>
+              <w:t>Onglet choisi dans la liste réelle ; sans liste, comparaison avec la réponse à un onglet impossible.</w:t>
+            </w:r>
+          </w:p>
+        </w:tc>
+      </w:tr>
+      <w:tr>
+        <w:trPr>
+          <w:cantSplit/>
+        </w:trPr>
+        <w:tc>
+          <w:tcPr>
+            <w:tcW w:type="dxa" w:w="4706"/>
+            <w:shd w:fill="FAFAF8"/>
+          </w:tcPr>
+          <w:p>
+            <w:r/>
+            <w:r>
+              <w:rPr>
+                <w:sz w:val="19"/>
+              </w:rPr>
+              <w:t>Sous Docker, l'environnement du conteneur est figé à sa création</w:t>
+            </w:r>
+          </w:p>
+        </w:tc>
+        <w:tc>
+          <w:tcPr>
+            <w:tcW w:type="dxa" w:w="4706"/>
+            <w:shd w:fill="FAFAF8"/>
+          </w:tcPr>
+          <w:p>
+            <w:r/>
+            <w:r>
+              <w:rPr>
+                <w:sz w:val="19"/>
+              </w:rPr>
+              <w:t>Au démarrage, la feuille inscrite dans .env prime sur l'environnement — pour ces deux clés seulement (OLLAMA_HOST, imposé par Docker, n'est pas touché).</w:t>
+            </w:r>
+          </w:p>
+        </w:tc>
+      </w:tr>
+      <w:tr>
+        <w:trPr>
+          <w:cantSplit/>
+        </w:trPr>
+        <w:tc>
+          <w:tcPr>
+            <w:tcW w:type="dxa" w:w="4706"/>
+          </w:tcPr>
+          <w:p>
+            <w:r/>
+            <w:r>
+              <w:rPr>
+                <w:sz w:val="19"/>
+              </w:rPr>
+              <w:t>Un « # » dans un nom d'onglet ouvre un commentaire dans .env</w:t>
+            </w:r>
+          </w:p>
+        </w:tc>
+        <w:tc>
+          <w:tcPr>
+            <w:tcW w:type="dxa" w:w="4706"/>
+          </w:tcPr>
+          <w:p>
+            <w:r/>
+            <w:r>
+              <w:rPr>
+                <w:sz w:val="19"/>
+              </w:rPr>
+              <w:t>Valeur entre guillemets quand c'est nécessaire, relue à l'identique.</w:t>
+            </w:r>
+          </w:p>
+        </w:tc>
+      </w:tr>
+      <w:tr>
+        <w:trPr>
+          <w:cantSplit/>
+        </w:trPr>
+        <w:tc>
+          <w:tcPr>
+            <w:tcW w:type="dxa" w:w="4706"/>
+            <w:shd w:fill="FAFAF8"/>
+          </w:tcPr>
+          <w:p>
+            <w:r/>
+            <w:r>
+              <w:rPr>
+                <w:sz w:val="19"/>
+              </w:rPr>
+              <w:t>Une page d'un autre site pourrait changer la feuille</w:t>
+            </w:r>
+          </w:p>
+        </w:tc>
+        <w:tc>
+          <w:tcPr>
+            <w:tcW w:type="dxa" w:w="4706"/>
+            <w:shd w:fill="FAFAF8"/>
+          </w:tcPr>
+          <w:p>
+            <w:r/>
+            <w:r>
+              <w:rPr>
+                <w:sz w:val="19"/>
+              </w:rPr>
+              <w:t>En-tête Origin contrôlé : seule l'interface de l'application est acceptée.</w:t>
+            </w:r>
+          </w:p>
+        </w:tc>
+      </w:tr>
+      <w:tr>
+        <w:trPr>
+          <w:cantSplit/>
+        </w:trPr>
+        <w:tc>
+          <w:tcPr>
+            <w:tcW w:type="dxa" w:w="4706"/>
+          </w:tcPr>
+          <w:p>
+            <w:r/>
+            <w:r>
+              <w:rPr>
+                <w:sz w:val="19"/>
+              </w:rPr>
+              <w:t>.env écrit en CRLF par INSTALLER.bat</w:t>
+            </w:r>
+          </w:p>
+        </w:tc>
+        <w:tc>
+          <w:tcPr>
+            <w:tcW w:type="dxa" w:w="4706"/>
+          </w:tcPr>
+          <w:p>
+            <w:r/>
+            <w:r>
+              <w:rPr>
+                <w:sz w:val="19"/>
+              </w:rPr>
+              <w:t>Lu sans conversion des fins de ligne, réécrit atomiquement, sans BOM.</w:t>
+            </w:r>
+          </w:p>
+        </w:tc>
+      </w:tr>
+    </w:tbl>
+    <w:p/>
+    <w:p>
+      <w:pPr>
+        <w:spacing w:before="40"/>
+      </w:pPr>
+      <w:r>
+        <w:rPr>
+          <w:i/>
+          <w:color w:val="52514E"/>
+          <w:sz w:val="19"/>
+        </w:rPr>
+        <w:t>tests/test_source_donnees.py (36 tests) et tests/test_arret.py (11 tests).</w:t>
+      </w:r>
+    </w:p>
     <w:sectPr>
       <w:pgSz w:w="11906" w:h="16838"/>
       <w:pgMar w:top="1134" w:right="1247" w:bottom="1020" w:left="1247" w:header="720" w:footer="720" w:gutter="0"/>

--- a/Documentation/reports/Guide_Technique_DevoTeam_Dashboard.docx
+++ b/Documentation/reports/Guide_Technique_DevoTeam_Dashboard.docx
@@ -1477,7 +1477,7 @@
               <w:rPr>
                 <w:sz w:val="19"/>
               </w:rPr>
-              <w:t>Suite pytest — 680 tests, aucune dépendance réseau ni données réelles.</w:t>
+              <w:t>Suite pytest — 686 tests, aucune dépendance réseau ni données réelles.</w:t>
             </w:r>
           </w:p>
         </w:tc>
@@ -4995,7 +4995,7 @@
           <w:b w:val="0"/>
           <w:i w:val="0"/>
         </w:rPr>
-        <w:t>680 tests pytest, sans dépendance réseau ni données réelles : le client du modèle local (Ollama) et l'appel HTTP au lien d'export du Sheet sont simulés (monkeypatch), et les données sont un petit DataFrame construit dans le test. La suite tourne donc hors ligne, en quelques secondes.</w:t>
+        <w:t>686 tests pytest, sans dépendance réseau ni données réelles : le client du modèle local (Ollama) et l'appel HTTP au lien d'export du Sheet sont simulés (monkeypatch), et les données sont un petit DataFrame construit dans le test. La suite tourne donc hors ligne, en quelques secondes.</w:t>
       </w:r>
     </w:p>
     <w:p>
